--- a/SRD - SideQuest.docx
+++ b/SRD - SideQuest.docx
@@ -499,6 +499,65 @@
                 <w:caps/>
               </w:rPr>
             </w:pPr>
+            <w:r>
+              <w:rPr>
+                <w:caps/>
+              </w:rPr>
+              <w:t>9/21/26</w:t>
+            </w:r>
+          </w:p>
+        </w:tc>
+        <w:tc>
+          <w:tcPr>
+            <w:tcW w:w="2874" w:type="dxa"/>
+          </w:tcPr>
+          <w:p>
+            <w:pPr>
+              <w:spacing w:line="360" w:lineRule="auto"/>
+              <w:rPr>
+                <w:caps/>
+              </w:rPr>
+            </w:pPr>
+            <w:r>
+              <w:rPr>
+                <w:caps/>
+              </w:rPr>
+              <w:t>Justin Ngov</w:t>
+            </w:r>
+          </w:p>
+        </w:tc>
+        <w:tc>
+          <w:tcPr>
+            <w:tcW w:w="3103" w:type="dxa"/>
+          </w:tcPr>
+          <w:p>
+            <w:pPr>
+              <w:spacing w:line="360" w:lineRule="auto"/>
+              <w:rPr>
+                <w:caps/>
+              </w:rPr>
+            </w:pPr>
+            <w:r>
+              <w:rPr>
+                <w:caps/>
+              </w:rPr>
+              <w:t>Added user stories</w:t>
+            </w:r>
+          </w:p>
+        </w:tc>
+      </w:tr>
+      <w:tr>
+        <w:tc>
+          <w:tcPr>
+            <w:tcW w:w="3373" w:type="dxa"/>
+          </w:tcPr>
+          <w:p>
+            <w:pPr>
+              <w:spacing w:line="360" w:lineRule="auto"/>
+              <w:rPr>
+                <w:caps/>
+              </w:rPr>
+            </w:pPr>
           </w:p>
         </w:tc>
         <w:tc>
@@ -610,47 +669,6 @@
           </w:p>
         </w:tc>
       </w:tr>
-      <w:tr>
-        <w:tc>
-          <w:tcPr>
-            <w:tcW w:w="3373" w:type="dxa"/>
-          </w:tcPr>
-          <w:p>
-            <w:pPr>
-              <w:spacing w:line="360" w:lineRule="auto"/>
-              <w:rPr>
-                <w:caps/>
-              </w:rPr>
-            </w:pPr>
-          </w:p>
-        </w:tc>
-        <w:tc>
-          <w:tcPr>
-            <w:tcW w:w="2874" w:type="dxa"/>
-          </w:tcPr>
-          <w:p>
-            <w:pPr>
-              <w:spacing w:line="360" w:lineRule="auto"/>
-              <w:rPr>
-                <w:caps/>
-              </w:rPr>
-            </w:pPr>
-          </w:p>
-        </w:tc>
-        <w:tc>
-          <w:tcPr>
-            <w:tcW w:w="3103" w:type="dxa"/>
-          </w:tcPr>
-          <w:p>
-            <w:pPr>
-              <w:spacing w:line="360" w:lineRule="auto"/>
-              <w:rPr>
-                <w:caps/>
-              </w:rPr>
-            </w:pPr>
-          </w:p>
-        </w:tc>
-      </w:tr>
     </w:tbl>
     <w:p>
       <w:pPr>
@@ -668,13 +686,8 @@
         </w:rPr>
       </w:pPr>
       <w:r>
-        <w:rPr>
-          <w:noProof/>
-        </w:rPr>
-      </w:r>
-      <w:r>
-        <w:pict w14:anchorId="4C5EC7F2">
-          <v:rect id="Horizontal Line 1" o:spid="_x0000_s1028" style="width:468pt;height:1.1pt;visibility:visible;mso-wrap-style:square;mso-left-percent:-10001;mso-top-percent:-10001;mso-position-horizontal:absolute;mso-position-horizontal-relative:char;mso-position-vertical:absolute;mso-position-vertical-relative:line;mso-left-percent:-10001;mso-top-percent:-10001;v-text-anchor:top" o:gfxdata="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" filled="f">
+        <w:pict w14:anchorId="7EC5D341">
+          <v:rect id="Horizontal Line 1" o:spid="_x0000_s1028" alt="" style="width:468pt;height:1.1pt;visibility:visible;mso-wrap-style:square;mso-width-percent:0;mso-height-percent:0;mso-left-percent:-10001;mso-top-percent:-10001;mso-position-horizontal:absolute;mso-position-horizontal-relative:char;mso-position-vertical:absolute;mso-position-vertical-relative:line;mso-width-percent:0;mso-height-percent:0;mso-left-percent:-10001;mso-top-percent:-10001;v-text-anchor:top" filled="f">
             <o:lock v:ext="edit" rotation="t" aspectratio="t" verticies="t" text="t" shapetype="t"/>
             <w10:anchorlock/>
           </v:rect>
@@ -711,7 +724,7 @@
           <w:bCs/>
           <w:caps/>
         </w:rPr>
-        <w:t>[Project Title]</w:t>
+        <w:t>SideQuest</w:t>
       </w:r>
     </w:p>
     <w:p>
@@ -747,7 +760,15 @@
           <w:bCs/>
           <w:caps/>
         </w:rPr>
-        <w:t>Course: [Course Name/Number]</w:t>
+        <w:t xml:space="preserve">Course: </w:t>
+      </w:r>
+      <w:r>
+        <w:rPr>
+          <w:b/>
+          <w:bCs/>
+          <w:caps/>
+        </w:rPr>
+        <w:t>CSC 3100</w:t>
       </w:r>
     </w:p>
     <w:p>
@@ -778,13 +799,8 @@
         </w:rPr>
       </w:pPr>
       <w:r>
-        <w:rPr>
-          <w:noProof/>
-        </w:rPr>
-      </w:r>
-      <w:r>
-        <w:pict w14:anchorId="3AE1478B">
-          <v:rect id="Horizontal Line 2" o:spid="_x0000_s1027" style="width:468pt;height:1.1pt;visibility:visible;mso-wrap-style:square;mso-left-percent:-10001;mso-top-percent:-10001;mso-position-horizontal:absolute;mso-position-horizontal-relative:char;mso-position-vertical:absolute;mso-position-vertical-relative:line;mso-left-percent:-10001;mso-top-percent:-10001;v-text-anchor:top" o:gfxdata="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" filled="f">
+        <w:pict w14:anchorId="67CC441B">
+          <v:rect id="Horizontal Line 2" o:spid="_x0000_s1027" alt="" style="width:468pt;height:1.1pt;visibility:visible;mso-wrap-style:square;mso-width-percent:0;mso-height-percent:0;mso-left-percent:-10001;mso-top-percent:-10001;mso-position-horizontal:absolute;mso-position-horizontal-relative:char;mso-position-vertical:absolute;mso-position-vertical-relative:line;mso-width-percent:0;mso-height-percent:0;mso-left-percent:-10001;mso-top-percent:-10001;v-text-anchor:top" filled="f">
             <o:lock v:ext="edit" rotation="t" aspectratio="t" verticies="t" text="t" shapetype="t"/>
             <w10:anchorlock/>
           </v:rect>
@@ -1515,13 +1531,8 @@
         </w:rPr>
       </w:pPr>
       <w:r>
-        <w:rPr>
-          <w:noProof/>
-        </w:rPr>
-      </w:r>
-      <w:r>
-        <w:pict w14:anchorId="3D91B065">
-          <v:rect id="Horizontal Line 3" o:spid="_x0000_s1026" style="width:468pt;height:1.1pt;visibility:visible;mso-wrap-style:square;mso-left-percent:-10001;mso-top-percent:-10001;mso-position-horizontal:absolute;mso-position-horizontal-relative:char;mso-position-vertical:absolute;mso-position-vertical-relative:line;mso-left-percent:-10001;mso-top-percent:-10001;v-text-anchor:top" o:gfxdata="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" filled="f">
+        <w:pict w14:anchorId="4F2C2B6A">
+          <v:rect id="Horizontal Line 3" o:spid="_x0000_s1026" alt="" style="width:468pt;height:1.1pt;visibility:visible;mso-wrap-style:square;mso-width-percent:0;mso-height-percent:0;mso-left-percent:-10001;mso-top-percent:-10001;mso-position-horizontal:absolute;mso-position-horizontal-relative:char;mso-position-vertical:absolute;mso-position-vertical-relative:line;mso-width-percent:0;mso-height-percent:0;mso-left-percent:-10001;mso-top-percent:-10001;v-text-anchor:top" filled="f">
             <o:lock v:ext="edit" rotation="t" aspectratio="t" verticies="t" text="t" shapetype="t"/>
             <w10:anchorlock/>
           </v:rect>
@@ -1973,6 +1984,12 @@
               </w:rPr>
               <w:t>01</w:t>
             </w:r>
+            <w:r>
+              <w:rPr>
+                <w:caps/>
+              </w:rPr>
+              <w:t xml:space="preserve"> Justn Ngov</w:t>
+            </w:r>
           </w:p>
         </w:tc>
         <w:tc>
@@ -1985,16 +2002,10 @@
               <w:ind w:left="360"/>
             </w:pPr>
             <w:r>
-              <w:t>As a</w:t>
-            </w:r>
-            <w:r>
-              <w:t xml:space="preserve"> user, I want to authenticate </w:t>
-            </w:r>
-            <w:r>
-              <w:t>via</w:t>
-            </w:r>
-            <w:r>
-              <w:t xml:space="preserve"> username and password.</w:t>
+              <w:t>As a new user, I want to select my current interests and skill levels during account creation so that the app can immediately recommend</w:t>
+            </w:r>
+            <w:r>
+              <w:t xml:space="preserve"> activities to me.</w:t>
             </w:r>
           </w:p>
         </w:tc>
@@ -2008,7 +2019,7 @@
               <w:ind w:left="360"/>
             </w:pPr>
             <w:r>
-              <w:t>2</w:t>
+              <w:t>1</w:t>
             </w:r>
           </w:p>
         </w:tc>
@@ -2038,6 +2049,12 @@
               </w:rPr>
               <w:t>02</w:t>
             </w:r>
+            <w:r>
+              <w:rPr>
+                <w:caps/>
+              </w:rPr>
+              <w:t xml:space="preserve"> Justin Ngov</w:t>
+            </w:r>
           </w:p>
         </w:tc>
         <w:tc>
@@ -2050,10 +2067,22 @@
               <w:ind w:left="360"/>
             </w:pPr>
             <w:r>
-              <w:t xml:space="preserve">As a user, I want to </w:t>
-            </w:r>
-            <w:r>
-              <w:t>store workout information</w:t>
+              <w:t xml:space="preserve">As a hobbyist, I </w:t>
+            </w:r>
+            <w:r>
+              <w:t>want to search for groups using specific interest tags</w:t>
+            </w:r>
+            <w:r>
+              <w:t xml:space="preserve">, </w:t>
+            </w:r>
+            <w:r>
+              <w:t>so that I can find and join</w:t>
+            </w:r>
+            <w:r>
+              <w:t xml:space="preserve"> a </w:t>
+            </w:r>
+            <w:r>
+              <w:t>community that shares my exact passion.</w:t>
             </w:r>
           </w:p>
         </w:tc>
@@ -2067,7 +2096,7 @@
               <w:ind w:left="360"/>
             </w:pPr>
             <w:r>
-              <w:t>1</w:t>
+              <w:t>3</w:t>
             </w:r>
           </w:p>
         </w:tc>
@@ -2097,6 +2126,12 @@
               </w:rPr>
               <w:t>03</w:t>
             </w:r>
+            <w:r>
+              <w:rPr>
+                <w:caps/>
+              </w:rPr>
+              <w:t xml:space="preserve"> Justin Ngov</w:t>
+            </w:r>
           </w:p>
         </w:tc>
         <w:tc>
@@ -2109,10 +2144,11 @@
               <w:ind w:left="360"/>
             </w:pPr>
             <w:r>
-              <w:t>As a user, I want to</w:t>
-            </w:r>
-            <w:r>
-              <w:t xml:space="preserve"> search workout history</w:t>
+              <w:t xml:space="preserve">As an experienced creator, I want to upload photos, descriptions, and progress updates for an </w:t>
+            </w:r>
+            <w:r>
+              <w:lastRenderedPageBreak/>
+              <w:t>ongoing project so that I can share my journey and receive constructive feedback from peers.</w:t>
             </w:r>
           </w:p>
         </w:tc>
@@ -2126,7 +2162,8 @@
               <w:ind w:left="360"/>
             </w:pPr>
             <w:r>
-              <w:t>3</w:t>
+              <w:lastRenderedPageBreak/>
+              <w:t>5</w:t>
             </w:r>
           </w:p>
         </w:tc>
@@ -2156,6 +2193,12 @@
               </w:rPr>
               <w:t>04</w:t>
             </w:r>
+            <w:r>
+              <w:rPr>
+                <w:caps/>
+              </w:rPr>
+              <w:t xml:space="preserve"> Luis Mendoza</w:t>
+            </w:r>
           </w:p>
         </w:tc>
         <w:tc>
@@ -2168,10 +2211,329 @@
               <w:ind w:left="360"/>
             </w:pPr>
             <w:r>
-              <w:t xml:space="preserve">As a user, I want to </w:t>
-            </w:r>
-            <w:r>
-              <w:t>add new workout types.</w:t>
+              <w:t>As a curious beginner, I want to filter community posts and projects by a "beginner-friendly" tag so that I can find approachable content and avoid feeling overwhelmed while learning a new hobby.</w:t>
+            </w:r>
+          </w:p>
+        </w:tc>
+        <w:tc>
+          <w:tcPr>
+            <w:tcW w:w="2866" w:type="dxa"/>
+          </w:tcPr>
+          <w:p>
+            <w:pPr>
+              <w:spacing w:line="360" w:lineRule="auto"/>
+              <w:ind w:left="360"/>
+            </w:pPr>
+            <w:r>
+              <w:t>7</w:t>
+            </w:r>
+          </w:p>
+        </w:tc>
+      </w:tr>
+      <w:tr>
+        <w:tc>
+          <w:tcPr>
+            <w:tcW w:w="2898" w:type="dxa"/>
+          </w:tcPr>
+          <w:p>
+            <w:pPr>
+              <w:spacing w:line="360" w:lineRule="auto"/>
+              <w:rPr>
+                <w:caps/>
+              </w:rPr>
+            </w:pPr>
+            <w:r>
+              <w:rPr>
+                <w:caps/>
+              </w:rPr>
+              <w:t>US-0</w:t>
+            </w:r>
+            <w:r>
+              <w:rPr>
+                <w:caps/>
+              </w:rPr>
+              <w:t>5 Luis Mendoza</w:t>
+            </w:r>
+          </w:p>
+        </w:tc>
+        <w:tc>
+          <w:tcPr>
+            <w:tcW w:w="2866" w:type="dxa"/>
+          </w:tcPr>
+          <w:p>
+            <w:pPr>
+              <w:spacing w:line="360" w:lineRule="auto"/>
+              <w:ind w:left="360"/>
+            </w:pPr>
+            <w:r>
+              <w:t>As a community member, I want to send direct messages to other users so that I can ask specific questions about their techniques or collaborate privately</w:t>
+            </w:r>
+          </w:p>
+        </w:tc>
+        <w:tc>
+          <w:tcPr>
+            <w:tcW w:w="2866" w:type="dxa"/>
+          </w:tcPr>
+          <w:p>
+            <w:pPr>
+              <w:spacing w:line="360" w:lineRule="auto"/>
+              <w:ind w:left="360"/>
+            </w:pPr>
+            <w:r>
+              <w:t>6</w:t>
+            </w:r>
+          </w:p>
+        </w:tc>
+      </w:tr>
+      <w:tr>
+        <w:tc>
+          <w:tcPr>
+            <w:tcW w:w="2898" w:type="dxa"/>
+          </w:tcPr>
+          <w:p>
+            <w:pPr>
+              <w:spacing w:line="360" w:lineRule="auto"/>
+              <w:rPr>
+                <w:caps/>
+              </w:rPr>
+            </w:pPr>
+            <w:r>
+              <w:rPr>
+                <w:caps/>
+              </w:rPr>
+              <w:t>US-0</w:t>
+            </w:r>
+            <w:r>
+              <w:rPr>
+                <w:caps/>
+              </w:rPr>
+              <w:t>6 Luis Mendoza</w:t>
+            </w:r>
+          </w:p>
+        </w:tc>
+        <w:tc>
+          <w:tcPr>
+            <w:tcW w:w="2866" w:type="dxa"/>
+          </w:tcPr>
+          <w:p>
+            <w:pPr>
+              <w:spacing w:line="360" w:lineRule="auto"/>
+              <w:ind w:left="360"/>
+            </w:pPr>
+            <w:r>
+              <w:t>As a community organizer, I want to create a dedicated group space with</w:t>
+            </w:r>
+            <w:r>
+              <w:t xml:space="preserve"> </w:t>
+            </w:r>
+            <w:r>
+              <w:t xml:space="preserve">rules and </w:t>
+            </w:r>
+            <w:r>
+              <w:t>moderat</w:t>
+            </w:r>
+            <w:r>
+              <w:t xml:space="preserve">ion </w:t>
+            </w:r>
+            <w:r>
+              <w:t>so that I can cultivate a safe, focused environment for a specific hobby.</w:t>
+            </w:r>
+          </w:p>
+        </w:tc>
+        <w:tc>
+          <w:tcPr>
+            <w:tcW w:w="2866" w:type="dxa"/>
+          </w:tcPr>
+          <w:p>
+            <w:pPr>
+              <w:spacing w:line="360" w:lineRule="auto"/>
+              <w:ind w:left="360"/>
+            </w:pPr>
+            <w:r>
+              <w:t>2</w:t>
+            </w:r>
+          </w:p>
+        </w:tc>
+      </w:tr>
+      <w:tr>
+        <w:tc>
+          <w:tcPr>
+            <w:tcW w:w="2898" w:type="dxa"/>
+          </w:tcPr>
+          <w:p>
+            <w:pPr>
+              <w:spacing w:line="360" w:lineRule="auto"/>
+              <w:rPr>
+                <w:caps/>
+              </w:rPr>
+            </w:pPr>
+            <w:r>
+              <w:rPr>
+                <w:caps/>
+              </w:rPr>
+              <w:t>US-0</w:t>
+            </w:r>
+            <w:r>
+              <w:rPr>
+                <w:caps/>
+              </w:rPr>
+              <w:t xml:space="preserve">7 </w:t>
+            </w:r>
+            <w:r>
+              <w:rPr>
+                <w:caps/>
+              </w:rPr>
+              <w:t>Ally Stauffer</w:t>
+            </w:r>
+          </w:p>
+        </w:tc>
+        <w:tc>
+          <w:tcPr>
+            <w:tcW w:w="2866" w:type="dxa"/>
+          </w:tcPr>
+          <w:p>
+            <w:pPr>
+              <w:spacing w:line="360" w:lineRule="auto"/>
+              <w:ind w:left="360"/>
+            </w:pPr>
+            <w:r>
+              <w:t xml:space="preserve">As a hobbyist, I want </w:t>
+            </w:r>
+            <w:r>
+              <w:lastRenderedPageBreak/>
+              <w:t>to flag my project with a "Looking for Help/Collaborators" status so that I can find other users with complementary skills to help me complete my work.</w:t>
+            </w:r>
+          </w:p>
+        </w:tc>
+        <w:tc>
+          <w:tcPr>
+            <w:tcW w:w="2866" w:type="dxa"/>
+          </w:tcPr>
+          <w:p>
+            <w:pPr>
+              <w:spacing w:line="360" w:lineRule="auto"/>
+              <w:ind w:left="360"/>
+            </w:pPr>
+            <w:r>
+              <w:lastRenderedPageBreak/>
+              <w:t>8</w:t>
+            </w:r>
+          </w:p>
+        </w:tc>
+      </w:tr>
+      <w:tr>
+        <w:tc>
+          <w:tcPr>
+            <w:tcW w:w="2898" w:type="dxa"/>
+          </w:tcPr>
+          <w:p>
+            <w:pPr>
+              <w:spacing w:line="360" w:lineRule="auto"/>
+              <w:rPr>
+                <w:caps/>
+              </w:rPr>
+            </w:pPr>
+            <w:r>
+              <w:rPr>
+                <w:caps/>
+              </w:rPr>
+              <w:t>US-0</w:t>
+            </w:r>
+            <w:r>
+              <w:rPr>
+                <w:caps/>
+              </w:rPr>
+              <w:t xml:space="preserve">8 </w:t>
+            </w:r>
+            <w:r>
+              <w:rPr>
+                <w:caps/>
+              </w:rPr>
+              <w:t>Ally Stauffer</w:t>
+            </w:r>
+          </w:p>
+        </w:tc>
+        <w:tc>
+          <w:tcPr>
+            <w:tcW w:w="2866" w:type="dxa"/>
+          </w:tcPr>
+          <w:p>
+            <w:pPr>
+              <w:spacing w:line="360" w:lineRule="auto"/>
+              <w:ind w:left="360"/>
+            </w:pPr>
+            <w:r>
+              <w:t>As a user, I want to view a shared calendar within my joined communities so that I can discover and RSVP to upcoming</w:t>
+            </w:r>
+            <w:r>
+              <w:t xml:space="preserve"> activities.</w:t>
+            </w:r>
+          </w:p>
+        </w:tc>
+        <w:tc>
+          <w:tcPr>
+            <w:tcW w:w="2866" w:type="dxa"/>
+          </w:tcPr>
+          <w:p>
+            <w:pPr>
+              <w:spacing w:line="360" w:lineRule="auto"/>
+              <w:ind w:left="360"/>
+            </w:pPr>
+            <w:r>
+              <w:t>9</w:t>
+            </w:r>
+          </w:p>
+        </w:tc>
+      </w:tr>
+      <w:tr>
+        <w:tc>
+          <w:tcPr>
+            <w:tcW w:w="2898" w:type="dxa"/>
+          </w:tcPr>
+          <w:p>
+            <w:pPr>
+              <w:spacing w:line="360" w:lineRule="auto"/>
+              <w:rPr>
+                <w:caps/>
+              </w:rPr>
+            </w:pPr>
+            <w:r>
+              <w:rPr>
+                <w:caps/>
+              </w:rPr>
+              <w:t>US-0</w:t>
+            </w:r>
+            <w:r>
+              <w:rPr>
+                <w:caps/>
+              </w:rPr>
+              <w:t xml:space="preserve">9 </w:t>
+            </w:r>
+            <w:r>
+              <w:rPr>
+                <w:caps/>
+              </w:rPr>
+              <w:t>Ally Stauffer</w:t>
+            </w:r>
+          </w:p>
+        </w:tc>
+        <w:tc>
+          <w:tcPr>
+            <w:tcW w:w="2866" w:type="dxa"/>
+          </w:tcPr>
+          <w:p>
+            <w:pPr>
+              <w:spacing w:line="360" w:lineRule="auto"/>
+              <w:ind w:left="360"/>
+            </w:pPr>
+            <w:r>
+              <w:t xml:space="preserve">As a returning user, I want to view an aggregated feed of the latest posts from the specific creators and groups I follow so that I can stay </w:t>
+            </w:r>
+            <w:r>
+              <w:t>up to date</w:t>
+            </w:r>
+            <w:r>
+              <w:t xml:space="preserve"> on my interests</w:t>
             </w:r>
           </w:p>
         </w:tc>
@@ -7113,29 +7475,31 @@
 </a:theme>
 </file>
 
+<file path=word/webextensions/taskpanes.xml><?xml version="1.0" encoding="utf-8"?>
+<wetp:taskpanes xmlns:wetp="http://schemas.microsoft.com/office/webextensions/taskpanes/2010/11">
+  <wetp:taskpane dockstate="right" visibility="0" width="350" row="0">
+    <wetp:webextensionref xmlns:r="http://schemas.openxmlformats.org/officeDocument/2006/relationships" r:id="rId1"/>
+  </wetp:taskpane>
+</wetp:taskpanes>
+</file>
+
+<file path=word/webextensions/webextension1.xml><?xml version="1.0" encoding="utf-8"?>
+<we:webextension xmlns:we="http://schemas.microsoft.com/office/webextensions/webextension/2010/11" id="{1DB7B09B-6C28-3546-AD93-E94156AF9207}">
+  <we:reference id="08173345-8098-4c78-8b6f-33127d2e059c" version="1.0.0.0" store="EXCatalog" storeType="EXCatalog"/>
+  <we:alternateReferences/>
+  <we:properties/>
+  <we:bindings/>
+  <we:snapshot xmlns:r="http://schemas.openxmlformats.org/officeDocument/2006/relationships"/>
+</we:webextension>
+</file>
+
 <file path=customXml/item1.xml><?xml version="1.0" encoding="utf-8"?>
-<p:properties xmlns:p="http://schemas.microsoft.com/office/2006/metadata/properties" xmlns:xsi="http://www.w3.org/2001/XMLSchema-instance" xmlns:pc="http://schemas.microsoft.com/office/infopath/2007/PartnerControls">
-  <documentManagement>
-    <Development_x0020_Phase xmlns="465633ec-d69e-42ae-b4b0-0dce57937a5a">Sustaining</Development_x0020_Phase>
-    <Document_x0020_Type xmlns="465633ec-d69e-42ae-b4b0-0dce57937a5a">Template</Document_x0020_Type>
-    <Document_x0020_Author xmlns="465633ec-d69e-42ae-b4b0-0dce57937a5a">
-      <UserInfo>
-        <DisplayName>Flottorp, Cheryl (JSC-SA)[WYLE LABORATORIES, INC.]</DisplayName>
-        <AccountId>76</AccountId>
-        <AccountType/>
-      </UserInfo>
-    </Document_x0020_Author>
-    <Increment xmlns="27242fef-9cfa-4fe3-8653-3bd28d129dca"/>
-    <Sensitivity xmlns="27242fef-9cfa-4fe3-8653-3bd28d129dca">Unrestricted</Sensitivity>
-    <Experiment xmlns="27242fef-9cfa-4fe3-8653-3bd28d129dca"/>
-    <Flight xmlns="27242fef-9cfa-4fe3-8653-3bd28d129dca">
-      <Value>None</Value>
-    </Flight>
-    <Hardware xmlns="27242fef-9cfa-4fe3-8653-3bd28d129dca">
-      <Value>None</Value>
-    </Hardware>
-  </documentManagement>
-</p:properties>
+<?mso-contentType ?>
+<FormTemplates xmlns="http://schemas.microsoft.com/sharepoint/v3/contenttype/forms">
+  <Display>DocumentLibraryForm</Display>
+  <Edit>DocumentLibraryForm</Edit>
+  <New>DocumentLibraryForm</New>
+</FormTemplates>
 </file>
 
 <file path=customXml/item2.xml><?xml version="1.0" encoding="utf-8"?>
@@ -7814,21 +8178,34 @@
 </file>
 
 <file path=customXml/item3.xml><?xml version="1.0" encoding="utf-8"?>
-<?mso-contentType ?>
-<FormTemplates xmlns="http://schemas.microsoft.com/sharepoint/v3/contenttype/forms">
-  <Display>DocumentLibraryForm</Display>
-  <Edit>DocumentLibraryForm</Edit>
-  <New>DocumentLibraryForm</New>
-</FormTemplates>
+<p:properties xmlns:p="http://schemas.microsoft.com/office/2006/metadata/properties" xmlns:xsi="http://www.w3.org/2001/XMLSchema-instance" xmlns:pc="http://schemas.microsoft.com/office/infopath/2007/PartnerControls">
+  <documentManagement>
+    <Development_x0020_Phase xmlns="465633ec-d69e-42ae-b4b0-0dce57937a5a">Sustaining</Development_x0020_Phase>
+    <Document_x0020_Type xmlns="465633ec-d69e-42ae-b4b0-0dce57937a5a">Template</Document_x0020_Type>
+    <Document_x0020_Author xmlns="465633ec-d69e-42ae-b4b0-0dce57937a5a">
+      <UserInfo>
+        <DisplayName>Flottorp, Cheryl (JSC-SA)[WYLE LABORATORIES, INC.]</DisplayName>
+        <AccountId>76</AccountId>
+        <AccountType/>
+      </UserInfo>
+    </Document_x0020_Author>
+    <Increment xmlns="27242fef-9cfa-4fe3-8653-3bd28d129dca"/>
+    <Sensitivity xmlns="27242fef-9cfa-4fe3-8653-3bd28d129dca">Unrestricted</Sensitivity>
+    <Experiment xmlns="27242fef-9cfa-4fe3-8653-3bd28d129dca"/>
+    <Flight xmlns="27242fef-9cfa-4fe3-8653-3bd28d129dca">
+      <Value>None</Value>
+    </Flight>
+    <Hardware xmlns="27242fef-9cfa-4fe3-8653-3bd28d129dca">
+      <Value>None</Value>
+    </Hardware>
+  </documentManagement>
+</p:properties>
 </file>
 
 <file path=customXml/itemProps1.xml><?xml version="1.0" encoding="utf-8"?>
-<ds:datastoreItem xmlns:ds="http://schemas.openxmlformats.org/officeDocument/2006/customXml" ds:itemID="{BBE85EB1-7069-4C57-AAD6-F91878A3B1CC}">
+<ds:datastoreItem xmlns:ds="http://schemas.openxmlformats.org/officeDocument/2006/customXml" ds:itemID="{030D5295-6A79-42C5-A0B7-1016DED61AA1}">
   <ds:schemaRefs>
-    <ds:schemaRef ds:uri="http://schemas.microsoft.com/office/2006/metadata/properties"/>
-    <ds:schemaRef ds:uri="http://schemas.microsoft.com/office/infopath/2007/PartnerControls"/>
-    <ds:schemaRef ds:uri="465633ec-d69e-42ae-b4b0-0dce57937a5a"/>
-    <ds:schemaRef ds:uri="27242fef-9cfa-4fe3-8653-3bd28d129dca"/>
+    <ds:schemaRef ds:uri="http://schemas.microsoft.com/sharepoint/v3/contenttype/forms"/>
   </ds:schemaRefs>
 </ds:datastoreItem>
 </file>
@@ -7853,9 +8230,12 @@
 </file>
 
 <file path=customXml/itemProps3.xml><?xml version="1.0" encoding="utf-8"?>
-<ds:datastoreItem xmlns:ds="http://schemas.openxmlformats.org/officeDocument/2006/customXml" ds:itemID="{030D5295-6A79-42C5-A0B7-1016DED61AA1}">
+<ds:datastoreItem xmlns:ds="http://schemas.openxmlformats.org/officeDocument/2006/customXml" ds:itemID="{BBE85EB1-7069-4C57-AAD6-F91878A3B1CC}">
   <ds:schemaRefs>
-    <ds:schemaRef ds:uri="http://schemas.microsoft.com/sharepoint/v3/contenttype/forms"/>
+    <ds:schemaRef ds:uri="http://schemas.microsoft.com/office/2006/metadata/properties"/>
+    <ds:schemaRef ds:uri="http://schemas.microsoft.com/office/infopath/2007/PartnerControls"/>
+    <ds:schemaRef ds:uri="465633ec-d69e-42ae-b4b0-0dce57937a5a"/>
+    <ds:schemaRef ds:uri="27242fef-9cfa-4fe3-8653-3bd28d129dca"/>
   </ds:schemaRefs>
 </ds:datastoreItem>
 </file>
--- a/SRD - SideQuest.docx
+++ b/SRD - SideQuest.docx
@@ -1,6 +1,6 @@
 
 <file path=word/document.xml><?xml version="1.0" encoding="utf-8"?>
-<w:document xmlns:wpc="http://schemas.microsoft.com/office/word/2010/wordprocessingCanvas" xmlns:cx="http://schemas.microsoft.com/office/drawing/2014/chartex" xmlns:cx1="http://schemas.microsoft.com/office/drawing/2015/9/8/chartex" xmlns:cx2="http://schemas.microsoft.com/office/drawing/2015/10/21/chartex" xmlns:cx3="http://schemas.microsoft.com/office/drawing/2016/5/9/chartex" xmlns:cx4="http://schemas.microsoft.com/office/drawing/2016/5/10/chartex" xmlns:cx5="http://schemas.microsoft.com/office/drawing/2016/5/11/chartex" xmlns:cx6="http://schemas.microsoft.com/office/drawing/2016/5/12/chartex" xmlns:cx7="http://schemas.microsoft.com/office/drawing/2016/5/13/chartex" xmlns:cx8="http://schemas.microsoft.com/office/drawing/2016/5/14/chartex" xmlns:mc="http://schemas.openxmlformats.org/markup-compatibility/2006" xmlns:m="http://schemas.openxmlformats.org/officeDocument/2006/math" xmlns:aink="http://schemas.microsoft.com/office/drawing/2016/ink" xmlns:am3d="http://schemas.microsoft.com/office/drawing/2017/model3d" xmlns:oel="http://schemas.microsoft.com/office/2019/extlst" xmlns:r="http://schemas.openxmlformats.org/officeDocument/2006/relationships" xmlns:wp14="http://schemas.microsoft.com/office/word/2010/wordprocessingDrawing" xmlns:wp="http://schemas.openxmlformats.org/drawingml/2006/wordprocessingDrawing" xmlns:wpg="http://schemas.microsoft.com/office/word/2010/wordprocessingGroup" xmlns:wpi="http://schemas.microsoft.com/office/word/2010/wordprocessingInk" xmlns:wps="http://schemas.microsoft.com/office/word/2010/wordprocessingShape" xmlns:o="urn:schemas-microsoft-com:office:office" xmlns:v="urn:schemas-microsoft-com:vml" xmlns:w10="urn:schemas-microsoft-com:office:word" xmlns:w="http://schemas.openxmlformats.org/wordprocessingml/2006/main" xmlns:w14="http://schemas.microsoft.com/office/word/2010/wordml" xmlns:w15="http://schemas.microsoft.com/office/word/2012/wordml" xmlns:w16cex="http://schemas.microsoft.com/office/word/2018/wordml/cex" xmlns:w16cid="http://schemas.microsoft.com/office/word/2016/wordml/cid" xmlns:w16="http://schemas.microsoft.com/office/word/2018/wordml" xmlns:w16sdtdh="http://schemas.microsoft.com/office/word/2020/wordml/sdtdatahash" xmlns:w16sdtfl="http://schemas.microsoft.com/office/word/2024/wordml/sdtformatlock" xmlns:w16se="http://schemas.microsoft.com/office/word/2015/wordml/symex" xmlns:w16du="http://schemas.microsoft.com/office/word/2023/wordml/word16du" xmlns:wne="http://schemas.microsoft.com/office/word/2006/wordml" mc:Ignorable="w14 w15 w16se w16cid w16 w16cex w16sdtdh w16sdtfl w16du wp14">
+<w:document xmlns:wpc="http://schemas.microsoft.com/office/word/2010/wordprocessingCanvas" xmlns:cx="http://schemas.microsoft.com/office/drawing/2014/chartex" xmlns:cx1="http://schemas.microsoft.com/office/drawing/2015/9/8/chartex" xmlns:cx2="http://schemas.microsoft.com/office/drawing/2015/10/21/chartex" xmlns:cx3="http://schemas.microsoft.com/office/drawing/2016/5/9/chartex" xmlns:cx4="http://schemas.microsoft.com/office/drawing/2016/5/10/chartex" xmlns:cx5="http://schemas.microsoft.com/office/drawing/2016/5/11/chartex" xmlns:cx6="http://schemas.microsoft.com/office/drawing/2016/5/12/chartex" xmlns:cx7="http://schemas.microsoft.com/office/drawing/2016/5/13/chartex" xmlns:cx8="http://schemas.microsoft.com/office/drawing/2016/5/14/chartex" xmlns:mc="http://schemas.openxmlformats.org/markup-compatibility/2006" xmlns:aink="http://schemas.microsoft.com/office/drawing/2016/ink" xmlns:am3d="http://schemas.microsoft.com/office/drawing/2017/model3d" xmlns:o="urn:schemas-microsoft-com:office:office" xmlns:oel="http://schemas.microsoft.com/office/2019/extlst" xmlns:r="http://schemas.openxmlformats.org/officeDocument/2006/relationships" xmlns:m="http://schemas.openxmlformats.org/officeDocument/2006/math" xmlns:v="urn:schemas-microsoft-com:vml" xmlns:wp14="http://schemas.microsoft.com/office/word/2010/wordprocessingDrawing" xmlns:wp="http://schemas.openxmlformats.org/drawingml/2006/wordprocessingDrawing" xmlns:w10="urn:schemas-microsoft-com:office:word" xmlns:w="http://schemas.openxmlformats.org/wordprocessingml/2006/main" xmlns:w14="http://schemas.microsoft.com/office/word/2010/wordml" xmlns:w15="http://schemas.microsoft.com/office/word/2012/wordml" xmlns:w16cex="http://schemas.microsoft.com/office/word/2018/wordml/cex" xmlns:w16cid="http://schemas.microsoft.com/office/word/2016/wordml/cid" xmlns:w16="http://schemas.microsoft.com/office/word/2018/wordml" xmlns:w16du="http://schemas.microsoft.com/office/word/2023/wordml/word16du" xmlns:w16sdtdh="http://schemas.microsoft.com/office/word/2020/wordml/sdtdatahash" xmlns:w16sdtfl="http://schemas.microsoft.com/office/word/2024/wordml/sdtformatlock" xmlns:w16se="http://schemas.microsoft.com/office/word/2015/wordml/symex" xmlns:wpg="http://schemas.microsoft.com/office/word/2010/wordprocessingGroup" xmlns:wpi="http://schemas.microsoft.com/office/word/2010/wordprocessingInk" xmlns:wne="http://schemas.microsoft.com/office/word/2006/wordml" xmlns:wps="http://schemas.microsoft.com/office/word/2010/wordprocessingShape" mc:Ignorable="w14 w15 w16se w16cid w16 w16cex w16sdtdh w16sdtfl w16du wp14">
   <w:body>
     <w:p>
       <w:pPr>
@@ -232,7 +232,19 @@
         <w:rPr>
           <w:caps/>
         </w:rPr>
-        <w:t>Luis Mendoza – Lead Developer</w:t>
+        <w:t xml:space="preserve">Luis Mendoza – Lead </w:t>
+      </w:r>
+      <w:r>
+        <w:rPr>
+          <w:caps/>
+        </w:rPr>
+        <w:t>ENGINE</w:t>
+      </w:r>
+      <w:r>
+        <w:rPr>
+          <w:caps/>
+        </w:rPr>
+        <w:t>ER</w:t>
       </w:r>
     </w:p>
     <w:p>
@@ -503,7 +515,19 @@
               <w:rPr>
                 <w:caps/>
               </w:rPr>
-              <w:t>9/21/26</w:t>
+              <w:t>9/21/</w:t>
+            </w:r>
+            <w:r>
+              <w:rPr>
+                <w:caps/>
+              </w:rPr>
+              <w:t>20</w:t>
+            </w:r>
+            <w:r>
+              <w:rPr>
+                <w:caps/>
+              </w:rPr>
+              <w:t>26</w:t>
             </w:r>
           </w:p>
         </w:tc>
@@ -542,6 +566,95 @@
                 <w:caps/>
               </w:rPr>
               <w:t>Added user stories</w:t>
+            </w:r>
+            <w:r>
+              <w:rPr>
+                <w:caps/>
+              </w:rPr>
+              <w:t xml:space="preserve"> FROM ALL OF US INTO THIS DOCUMENT</w:t>
+            </w:r>
+          </w:p>
+        </w:tc>
+      </w:tr>
+      <w:tr>
+        <w:tc>
+          <w:tcPr>
+            <w:tcW w:w="3373" w:type="dxa"/>
+          </w:tcPr>
+          <w:p>
+            <w:pPr>
+              <w:spacing w:line="360" w:lineRule="auto"/>
+              <w:rPr>
+                <w:caps/>
+              </w:rPr>
+            </w:pPr>
+            <w:r>
+              <w:rPr>
+                <w:caps/>
+              </w:rPr>
+              <w:t>9/24/2026</w:t>
+            </w:r>
+          </w:p>
+        </w:tc>
+        <w:tc>
+          <w:tcPr>
+            <w:tcW w:w="2874" w:type="dxa"/>
+          </w:tcPr>
+          <w:p>
+            <w:pPr>
+              <w:spacing w:line="360" w:lineRule="auto"/>
+              <w:rPr>
+                <w:caps/>
+              </w:rPr>
+            </w:pPr>
+            <w:r>
+              <w:rPr>
+                <w:caps/>
+              </w:rPr>
+              <w:t>Ally stauffer</w:t>
+            </w:r>
+            <w:r>
+              <w:rPr>
+                <w:caps/>
+              </w:rPr>
+              <w:t>/LUIS MENDOZA</w:t>
+            </w:r>
+          </w:p>
+        </w:tc>
+        <w:tc>
+          <w:tcPr>
+            <w:tcW w:w="3103" w:type="dxa"/>
+          </w:tcPr>
+          <w:p>
+            <w:pPr>
+              <w:spacing w:line="360" w:lineRule="auto"/>
+              <w:rPr>
+                <w:caps/>
+              </w:rPr>
+            </w:pPr>
+            <w:r>
+              <w:rPr>
+                <w:caps/>
+              </w:rPr>
+              <w:t>Added</w:t>
+            </w:r>
+            <w:r>
+              <w:rPr>
+                <w:caps/>
+              </w:rPr>
+              <w:t xml:space="preserve"> </w:t>
+            </w:r>
+            <w:r>
+              <w:rPr>
+                <w:caps/>
+              </w:rPr>
+              <w:t xml:space="preserve">INTRODUCTION &amp; </w:t>
+            </w:r>
+            <w:r>
+              <w:rPr>
+                <w:caps/>
+              </w:rPr>
+              <w:t>vision/positioning statement</w:t>
             </w:r>
           </w:p>
         </w:tc>
@@ -628,47 +741,6 @@
           </w:p>
         </w:tc>
       </w:tr>
-      <w:tr>
-        <w:tc>
-          <w:tcPr>
-            <w:tcW w:w="3373" w:type="dxa"/>
-          </w:tcPr>
-          <w:p>
-            <w:pPr>
-              <w:spacing w:line="360" w:lineRule="auto"/>
-              <w:rPr>
-                <w:caps/>
-              </w:rPr>
-            </w:pPr>
-          </w:p>
-        </w:tc>
-        <w:tc>
-          <w:tcPr>
-            <w:tcW w:w="2874" w:type="dxa"/>
-          </w:tcPr>
-          <w:p>
-            <w:pPr>
-              <w:spacing w:line="360" w:lineRule="auto"/>
-              <w:rPr>
-                <w:caps/>
-              </w:rPr>
-            </w:pPr>
-          </w:p>
-        </w:tc>
-        <w:tc>
-          <w:tcPr>
-            <w:tcW w:w="3103" w:type="dxa"/>
-          </w:tcPr>
-          <w:p>
-            <w:pPr>
-              <w:spacing w:line="360" w:lineRule="auto"/>
-              <w:rPr>
-                <w:caps/>
-              </w:rPr>
-            </w:pPr>
-          </w:p>
-        </w:tc>
-      </w:tr>
     </w:tbl>
     <w:p>
       <w:pPr>
@@ -689,6 +761,7 @@
         <w:pict w14:anchorId="7EC5D341">
           <v:rect id="Horizontal Line 1" o:spid="_x0000_s1028" alt="" style="width:468pt;height:1.1pt;visibility:visible;mso-wrap-style:square;mso-width-percent:0;mso-height-percent:0;mso-left-percent:-10001;mso-top-percent:-10001;mso-position-horizontal:absolute;mso-position-horizontal-relative:char;mso-position-vertical:absolute;mso-position-vertical-relative:line;mso-width-percent:0;mso-height-percent:0;mso-left-percent:-10001;mso-top-percent:-10001;v-text-anchor:top" filled="f">
             <o:lock v:ext="edit" rotation="t" aspectratio="t" verticies="t" text="t" shapetype="t"/>
+            <w10:wrap type="none"/>
             <w10:anchorlock/>
           </v:rect>
         </w:pict>
@@ -786,7 +859,15 @@
           <w:bCs/>
           <w:caps/>
         </w:rPr>
-        <w:t>Date: [Submission Date]</w:t>
+        <w:t xml:space="preserve">Date: </w:t>
+      </w:r>
+      <w:r>
+        <w:rPr>
+          <w:b/>
+          <w:bCs/>
+          <w:caps/>
+        </w:rPr>
+        <w:t>LAST UPDATED 9/24/2026</w:t>
       </w:r>
     </w:p>
     <w:p>
@@ -802,6 +883,7 @@
         <w:pict w14:anchorId="67CC441B">
           <v:rect id="Horizontal Line 2" o:spid="_x0000_s1027" alt="" style="width:468pt;height:1.1pt;visibility:visible;mso-wrap-style:square;mso-width-percent:0;mso-height-percent:0;mso-left-percent:-10001;mso-top-percent:-10001;mso-position-horizontal:absolute;mso-position-horizontal-relative:char;mso-position-vertical:absolute;mso-position-vertical-relative:line;mso-width-percent:0;mso-height-percent:0;mso-left-percent:-10001;mso-top-percent:-10001;v-text-anchor:top" filled="f">
             <o:lock v:ext="edit" rotation="t" aspectratio="t" verticies="t" text="t" shapetype="t"/>
+            <w10:wrap type="none"/>
             <w10:anchorlock/>
           </v:rect>
         </w:pict>
@@ -866,8 +948,19 @@
           <w:caps/>
           <w:u w:val="single"/>
         </w:rPr>
-        <w:t>.................. [Page #]</w:t>
-      </w:r>
+        <w:t>.................. [</w:t>
+      </w:r>
+      <w:proofErr w:type="gramStart"/>
+      <w:r>
+        <w:rPr>
+          <w:b/>
+          <w:bCs/>
+          <w:caps/>
+          <w:u w:val="single"/>
+        </w:rPr>
+        <w:t>Page #]</w:t>
+      </w:r>
+      <w:proofErr w:type="gramEnd"/>
     </w:p>
     <w:p>
       <w:pPr>
@@ -877,10 +970,7 @@
         </w:numPr>
         <w:spacing w:line="360" w:lineRule="auto"/>
         <w:rPr>
-          <w:b/>
-          <w:bCs/>
-          <w:caps/>
-          <w:u w:val="single"/>
+          <w:caps/>
         </w:rPr>
       </w:pPr>
       <w:r>
@@ -891,6 +981,12 @@
           <w:u w:val="single"/>
         </w:rPr>
         <w:t>1.1 Project Purpose</w:t>
+      </w:r>
+      <w:r>
+        <w:rPr>
+          <w:caps/>
+        </w:rPr>
+        <w:t xml:space="preserve"> </w:t>
       </w:r>
     </w:p>
     <w:p>
@@ -962,7 +1058,7 @@
           <w:caps/>
           <w:u w:val="single"/>
         </w:rPr>
-        <w:t>user store</w:t>
+        <w:t>user stor</w:t>
       </w:r>
       <w:r>
         <w:rPr>
@@ -989,8 +1085,19 @@
           <w:caps/>
           <w:u w:val="single"/>
         </w:rPr>
-        <w:t>................................................... [Page #]</w:t>
-      </w:r>
+        <w:t>................................................... [</w:t>
+      </w:r>
+      <w:proofErr w:type="gramStart"/>
+      <w:r>
+        <w:rPr>
+          <w:b/>
+          <w:bCs/>
+          <w:caps/>
+          <w:u w:val="single"/>
+        </w:rPr>
+        <w:t>Page #]</w:t>
+      </w:r>
+      <w:proofErr w:type="gramEnd"/>
     </w:p>
     <w:p>
       <w:pPr>
@@ -1070,8 +1177,19 @@
           <w:caps/>
           <w:u w:val="single"/>
         </w:rPr>
-        <w:t>....................................................... [Page #]</w:t>
-      </w:r>
+        <w:t>....................................................... [</w:t>
+      </w:r>
+      <w:proofErr w:type="gramStart"/>
+      <w:r>
+        <w:rPr>
+          <w:b/>
+          <w:bCs/>
+          <w:caps/>
+          <w:u w:val="single"/>
+        </w:rPr>
+        <w:t>Page #]</w:t>
+      </w:r>
+      <w:proofErr w:type="gramEnd"/>
     </w:p>
     <w:p>
       <w:pPr>
@@ -1094,8 +1212,19 @@
           <w:caps/>
           <w:u w:val="single"/>
         </w:rPr>
-        <w:t>Non-Functional Requirements ............................................ [Page #]</w:t>
-      </w:r>
+        <w:t>Non-Functional Requirements ............................................ [</w:t>
+      </w:r>
+      <w:proofErr w:type="gramStart"/>
+      <w:r>
+        <w:rPr>
+          <w:b/>
+          <w:bCs/>
+          <w:caps/>
+          <w:u w:val="single"/>
+        </w:rPr>
+        <w:t>Page #]</w:t>
+      </w:r>
+      <w:proofErr w:type="gramEnd"/>
     </w:p>
     <w:p>
       <w:pPr>
@@ -1202,8 +1331,19 @@
           <w:caps/>
           <w:u w:val="single"/>
         </w:rPr>
-        <w:t>.............. [Page #]</w:t>
-      </w:r>
+        <w:t>.............. [</w:t>
+      </w:r>
+      <w:proofErr w:type="gramStart"/>
+      <w:r>
+        <w:rPr>
+          <w:b/>
+          <w:bCs/>
+          <w:caps/>
+          <w:u w:val="single"/>
+        </w:rPr>
+        <w:t>Page #]</w:t>
+      </w:r>
+      <w:proofErr w:type="gramEnd"/>
     </w:p>
     <w:p>
       <w:pPr>
@@ -1310,8 +1450,19 @@
           <w:caps/>
           <w:u w:val="single"/>
         </w:rPr>
-        <w:t>.............. [Page #]</w:t>
-      </w:r>
+        <w:t>.............. [</w:t>
+      </w:r>
+      <w:proofErr w:type="gramStart"/>
+      <w:r>
+        <w:rPr>
+          <w:b/>
+          <w:bCs/>
+          <w:caps/>
+          <w:u w:val="single"/>
+        </w:rPr>
+        <w:t>Page #]</w:t>
+      </w:r>
+      <w:proofErr w:type="gramEnd"/>
     </w:p>
     <w:p>
       <w:pPr>
@@ -1403,8 +1554,19 @@
           <w:caps/>
           <w:u w:val="single"/>
         </w:rPr>
-        <w:t>................. [Page #]</w:t>
-      </w:r>
+        <w:t>................. [</w:t>
+      </w:r>
+      <w:proofErr w:type="gramStart"/>
+      <w:r>
+        <w:rPr>
+          <w:b/>
+          <w:bCs/>
+          <w:caps/>
+          <w:u w:val="single"/>
+        </w:rPr>
+        <w:t>Page #]</w:t>
+      </w:r>
+      <w:proofErr w:type="gramEnd"/>
     </w:p>
     <w:p>
       <w:pPr>
@@ -1478,8 +1640,19 @@
           <w:caps/>
           <w:u w:val="single"/>
         </w:rPr>
-        <w:t>............... [Page #]</w:t>
-      </w:r>
+        <w:t>............... [</w:t>
+      </w:r>
+      <w:proofErr w:type="gramStart"/>
+      <w:r>
+        <w:rPr>
+          <w:b/>
+          <w:bCs/>
+          <w:caps/>
+          <w:u w:val="single"/>
+        </w:rPr>
+        <w:t>Page #]</w:t>
+      </w:r>
+      <w:proofErr w:type="gramEnd"/>
     </w:p>
     <w:p>
       <w:pPr>
@@ -1520,8 +1693,19 @@
           <w:caps/>
           <w:u w:val="single"/>
         </w:rPr>
-        <w:t>.......... [Page #]</w:t>
-      </w:r>
+        <w:t>.......... [</w:t>
+      </w:r>
+      <w:proofErr w:type="gramStart"/>
+      <w:r>
+        <w:rPr>
+          <w:b/>
+          <w:bCs/>
+          <w:caps/>
+          <w:u w:val="single"/>
+        </w:rPr>
+        <w:t>Page #]</w:t>
+      </w:r>
+      <w:proofErr w:type="gramEnd"/>
     </w:p>
     <w:p>
       <w:pPr>
@@ -1534,6 +1718,7 @@
         <w:pict w14:anchorId="4F2C2B6A">
           <v:rect id="Horizontal Line 3" o:spid="_x0000_s1026" alt="" style="width:468pt;height:1.1pt;visibility:visible;mso-wrap-style:square;mso-width-percent:0;mso-height-percent:0;mso-left-percent:-10001;mso-top-percent:-10001;mso-position-horizontal:absolute;mso-position-horizontal-relative:char;mso-position-vertical:absolute;mso-position-vertical-relative:line;mso-width-percent:0;mso-height-percent:0;mso-left-percent:-10001;mso-top-percent:-10001;v-text-anchor:top" filled="f">
             <o:lock v:ext="edit" rotation="t" aspectratio="t" verticies="t" text="t" shapetype="t"/>
+            <w10:wrap type="none"/>
             <w10:anchorlock/>
           </v:rect>
         </w:pict>
@@ -1615,14 +1800,27 @@
           <w:caps/>
           <w:u w:val="single"/>
         </w:rPr>
-        <w:t>Problem Statement:</w:t>
-      </w:r>
-      <w:r>
-        <w:rPr>
-          <w:caps/>
-          <w:u w:val="single"/>
-        </w:rPr>
-        <w:t xml:space="preserve"> What specific problem are you solving?</w:t>
+        <w:t>Problem Statement</w:t>
+      </w:r>
+      <w:r>
+        <w:rPr>
+          <w:b/>
+          <w:bCs/>
+          <w:caps/>
+        </w:rPr>
+        <w:t>:</w:t>
+      </w:r>
+      <w:r>
+        <w:rPr>
+          <w:caps/>
+        </w:rPr>
+        <w:t xml:space="preserve"> </w:t>
+      </w:r>
+      <w:r>
+        <w:rPr>
+          <w:caps/>
+        </w:rPr>
+        <w:t>HOBBYISTS LACK A CENTRALIZED METHOD to meet (up with) others with similar interests.</w:t>
       </w:r>
     </w:p>
     <w:p>
@@ -1644,14 +1842,27 @@
           <w:caps/>
           <w:u w:val="single"/>
         </w:rPr>
-        <w:t>Target Audience:</w:t>
-      </w:r>
-      <w:r>
-        <w:rPr>
-          <w:caps/>
-          <w:u w:val="single"/>
-        </w:rPr>
-        <w:t xml:space="preserve"> Who are the stakeholders?</w:t>
+        <w:t>Target Audience</w:t>
+      </w:r>
+      <w:r>
+        <w:rPr>
+          <w:b/>
+          <w:bCs/>
+          <w:caps/>
+        </w:rPr>
+        <w:t>:</w:t>
+      </w:r>
+      <w:r>
+        <w:rPr>
+          <w:caps/>
+        </w:rPr>
+        <w:t xml:space="preserve"> </w:t>
+      </w:r>
+      <w:r>
+        <w:rPr>
+          <w:caps/>
+        </w:rPr>
+        <w:t>hobbyists, instructors, community members who want to meet others &amp; learn new things</w:t>
       </w:r>
     </w:p>
     <w:p>
@@ -1673,14 +1884,98 @@
           <w:caps/>
           <w:u w:val="single"/>
         </w:rPr>
-        <w:t>scope:</w:t>
-      </w:r>
-      <w:r>
-        <w:rPr>
-          <w:caps/>
-          <w:u w:val="single"/>
-        </w:rPr>
-        <w:t xml:space="preserve"> what is the scope of this project?</w:t>
+        <w:t>scope</w:t>
+      </w:r>
+      <w:r>
+        <w:rPr>
+          <w:b/>
+          <w:bCs/>
+          <w:caps/>
+        </w:rPr>
+        <w:t>:</w:t>
+      </w:r>
+      <w:r>
+        <w:rPr>
+          <w:caps/>
+        </w:rPr>
+        <w:t xml:space="preserve"> </w:t>
+      </w:r>
+      <w:r>
+        <w:rPr>
+          <w:caps/>
+        </w:rPr>
+        <w:t>Build a social networking app where users can create profiles, share what hobbies they’re into, and meet other people in their area/interest community.</w:t>
+      </w:r>
+    </w:p>
+    <w:p>
+      <w:pPr>
+        <w:numPr>
+          <w:ilvl w:val="0"/>
+          <w:numId w:val="5"/>
+        </w:numPr>
+        <w:spacing w:line="360" w:lineRule="auto"/>
+        <w:rPr>
+          <w:caps/>
+          <w:u w:val="single"/>
+        </w:rPr>
+      </w:pPr>
+      <w:r>
+        <w:rPr>
+          <w:b/>
+          <w:bCs/>
+          <w:caps/>
+          <w:u w:val="single"/>
+        </w:rPr>
+        <w:t>pRODUCT VISION/positioning STATEMENT:</w:t>
+      </w:r>
+      <w:r>
+        <w:rPr>
+          <w:caps/>
+          <w:u w:val="single"/>
+        </w:rPr>
+        <w:t xml:space="preserve"> </w:t>
+      </w:r>
+    </w:p>
+    <w:p>
+      <w:pPr>
+        <w:numPr>
+          <w:ilvl w:val="1"/>
+          <w:numId w:val="5"/>
+        </w:numPr>
+        <w:spacing w:line="360" w:lineRule="auto"/>
+        <w:rPr>
+          <w:caps/>
+        </w:rPr>
+      </w:pPr>
+      <w:r>
+        <w:rPr>
+          <w:caps/>
+        </w:rPr>
+        <w:t xml:space="preserve">For hobbyists and community members who want to </w:t>
+      </w:r>
+      <w:r>
+        <w:rPr>
+          <w:caps/>
+        </w:rPr>
+        <w:t>explore/</w:t>
+      </w:r>
+      <w:r>
+        <w:rPr>
+          <w:caps/>
+        </w:rPr>
+        <w:t xml:space="preserve">share their interests and meet like-minded people, SideQuest is a hobby-focused social networking app </w:t>
+      </w:r>
+      <w:r>
+        <w:rPr>
+          <w:caps/>
+        </w:rPr>
+        <w:t>that</w:t>
+      </w:r>
+      <w:r>
+        <w:rPr>
+          <w:caps/>
+        </w:rPr>
+        <w:t xml:space="preserve"> helps users discover projects, connect with communities, and enjoy their interests together. Unlike general-purpose social networks, SideQuest is built specifically around hobbies, projects, and shared interests.</w:t>
       </w:r>
     </w:p>
     <w:p>
@@ -2005,7 +2300,11 @@
               <w:t>As a new user, I want to select my current interests and skill levels during account creation so that the app can immediately recommend</w:t>
             </w:r>
             <w:r>
-              <w:t xml:space="preserve"> activities to me.</w:t>
+              <w:t xml:space="preserve"> activities </w:t>
+            </w:r>
+            <w:r>
+              <w:lastRenderedPageBreak/>
+              <w:t>to me.</w:t>
             </w:r>
           </w:p>
         </w:tc>
@@ -2019,6 +2318,7 @@
               <w:ind w:left="360"/>
             </w:pPr>
             <w:r>
+              <w:lastRenderedPageBreak/>
               <w:t>1</w:t>
             </w:r>
           </w:p>
@@ -2067,16 +2367,7 @@
               <w:ind w:left="360"/>
             </w:pPr>
             <w:r>
-              <w:t xml:space="preserve">As a hobbyist, I </w:t>
-            </w:r>
-            <w:r>
-              <w:t>want to search for groups using specific interest tags</w:t>
-            </w:r>
-            <w:r>
-              <w:t xml:space="preserve">, </w:t>
-            </w:r>
-            <w:r>
-              <w:t>so that I can find and join</w:t>
+              <w:t>As a hobbyist, I want to search for groups using specific interest tags, so that I can find and join</w:t>
             </w:r>
             <w:r>
               <w:t xml:space="preserve"> a </w:t>
@@ -2144,11 +2435,7 @@
               <w:ind w:left="360"/>
             </w:pPr>
             <w:r>
-              <w:t xml:space="preserve">As an experienced creator, I want to upload photos, descriptions, and progress updates for an </w:t>
-            </w:r>
-            <w:r>
-              <w:lastRenderedPageBreak/>
-              <w:t>ongoing project so that I can share my journey and receive constructive feedback from peers.</w:t>
+              <w:t>As an experienced creator, I want to upload photos, descriptions, and progress updates for an ongoing project so that I can share my journey and receive constructive feedback from peers.</w:t>
             </w:r>
           </w:p>
         </w:tc>
@@ -2162,7 +2449,6 @@
               <w:ind w:left="360"/>
             </w:pPr>
             <w:r>
-              <w:lastRenderedPageBreak/>
               <w:t>5</w:t>
             </w:r>
           </w:p>
@@ -2246,13 +2532,7 @@
               <w:rPr>
                 <w:caps/>
               </w:rPr>
-              <w:t>US-0</w:t>
-            </w:r>
-            <w:r>
-              <w:rPr>
-                <w:caps/>
-              </w:rPr>
-              <w:t>5 Luis Mendoza</w:t>
+              <w:t>US-05 Luis Mendoza</w:t>
             </w:r>
           </w:p>
         </w:tc>
@@ -2266,7 +2546,11 @@
               <w:ind w:left="360"/>
             </w:pPr>
             <w:r>
-              <w:t>As a community member, I want to send direct messages to other users so that I can ask specific questions about their techniques or collaborate privately</w:t>
+              <w:t xml:space="preserve">As a community member, I want to send direct messages to </w:t>
+            </w:r>
+            <w:r>
+              <w:lastRenderedPageBreak/>
+              <w:t>other users so that I can ask specific questions about their techniques or collaborate privately</w:t>
             </w:r>
           </w:p>
         </w:tc>
@@ -2280,6 +2564,7 @@
               <w:ind w:left="360"/>
             </w:pPr>
             <w:r>
+              <w:lastRenderedPageBreak/>
               <w:t>6</w:t>
             </w:r>
           </w:p>
@@ -2301,13 +2586,7 @@
               <w:rPr>
                 <w:caps/>
               </w:rPr>
-              <w:t>US-0</w:t>
-            </w:r>
-            <w:r>
-              <w:rPr>
-                <w:caps/>
-              </w:rPr>
-              <w:t>6 Luis Mendoza</w:t>
+              <w:t>US-06 Luis Mendoza</w:t>
             </w:r>
           </w:p>
         </w:tc>
@@ -2327,10 +2606,7 @@
               <w:t xml:space="preserve"> </w:t>
             </w:r>
             <w:r>
-              <w:t xml:space="preserve">rules and </w:t>
-            </w:r>
-            <w:r>
-              <w:t>moderat</w:t>
+              <w:t>rules and moderat</w:t>
             </w:r>
             <w:r>
               <w:t xml:space="preserve">ion </w:t>
@@ -2371,19 +2647,7 @@
               <w:rPr>
                 <w:caps/>
               </w:rPr>
-              <w:t>US-0</w:t>
-            </w:r>
-            <w:r>
-              <w:rPr>
-                <w:caps/>
-              </w:rPr>
-              <w:t xml:space="preserve">7 </w:t>
-            </w:r>
-            <w:r>
-              <w:rPr>
-                <w:caps/>
-              </w:rPr>
-              <w:t>Ally Stauffer</w:t>
+              <w:t>US-07 Ally Stauffer</w:t>
             </w:r>
           </w:p>
         </w:tc>
@@ -2397,11 +2661,7 @@
               <w:ind w:left="360"/>
             </w:pPr>
             <w:r>
-              <w:t xml:space="preserve">As a hobbyist, I want </w:t>
-            </w:r>
-            <w:r>
-              <w:lastRenderedPageBreak/>
-              <w:t>to flag my project with a "Looking for Help/Collaborators" status so that I can find other users with complementary skills to help me complete my work.</w:t>
+              <w:t>As a hobbyist, I want to flag my project with a "Looking for Help/Collaborators" status so that I can find other users with complementary skills to help me complete my work.</w:t>
             </w:r>
           </w:p>
         </w:tc>
@@ -2415,7 +2675,6 @@
               <w:ind w:left="360"/>
             </w:pPr>
             <w:r>
-              <w:lastRenderedPageBreak/>
               <w:t>8</w:t>
             </w:r>
           </w:p>
@@ -2437,19 +2696,7 @@
               <w:rPr>
                 <w:caps/>
               </w:rPr>
-              <w:t>US-0</w:t>
-            </w:r>
-            <w:r>
-              <w:rPr>
-                <w:caps/>
-              </w:rPr>
-              <w:t xml:space="preserve">8 </w:t>
-            </w:r>
-            <w:r>
-              <w:rPr>
-                <w:caps/>
-              </w:rPr>
-              <w:t>Ally Stauffer</w:t>
+              <w:t>US-08 Ally Stauffer</w:t>
             </w:r>
           </w:p>
         </w:tc>
@@ -2463,10 +2710,7 @@
               <w:ind w:left="360"/>
             </w:pPr>
             <w:r>
-              <w:t>As a user, I want to view a shared calendar within my joined communities so that I can discover and RSVP to upcoming</w:t>
-            </w:r>
-            <w:r>
-              <w:t xml:space="preserve"> activities.</w:t>
+              <w:t>As a user, I want to view a shared calendar within my joined communities so that I can discover and RSVP to upcoming activities.</w:t>
             </w:r>
           </w:p>
         </w:tc>
@@ -2501,19 +2745,7 @@
               <w:rPr>
                 <w:caps/>
               </w:rPr>
-              <w:t>US-0</w:t>
-            </w:r>
-            <w:r>
-              <w:rPr>
-                <w:caps/>
-              </w:rPr>
-              <w:t xml:space="preserve">9 </w:t>
-            </w:r>
-            <w:r>
-              <w:rPr>
-                <w:caps/>
-              </w:rPr>
-              <w:t>Ally Stauffer</w:t>
+              <w:t>US-09 Ally Stauffer</w:t>
             </w:r>
           </w:p>
         </w:tc>
@@ -2527,13 +2759,11 @@
               <w:ind w:left="360"/>
             </w:pPr>
             <w:r>
-              <w:t xml:space="preserve">As a returning user, I want to view an aggregated feed of the latest posts from the specific creators and groups I follow so that I can stay </w:t>
-            </w:r>
-            <w:r>
-              <w:t>up to date</w:t>
-            </w:r>
-            <w:r>
-              <w:t xml:space="preserve"> on my interests</w:t>
+              <w:t xml:space="preserve">As a returning user, I want to view an aggregated feed of the latest posts from the </w:t>
+            </w:r>
+            <w:r>
+              <w:lastRenderedPageBreak/>
+              <w:t>specific creators and groups I follow so that I can stay up to date on my interests</w:t>
             </w:r>
           </w:p>
         </w:tc>
@@ -2547,6 +2777,7 @@
               <w:ind w:left="360"/>
             </w:pPr>
             <w:r>
+              <w:lastRenderedPageBreak/>
               <w:t>4</w:t>
             </w:r>
           </w:p>
@@ -2762,11 +2993,7 @@
               <w:ind w:left="360"/>
             </w:pPr>
             <w:r>
-              <w:t xml:space="preserve">Allow users to store </w:t>
-            </w:r>
-            <w:r>
-              <w:lastRenderedPageBreak/>
-              <w:t>workout information</w:t>
+              <w:t>Allow users to store workout information</w:t>
             </w:r>
           </w:p>
         </w:tc>
@@ -2780,7 +3007,6 @@
               <w:ind w:left="360"/>
             </w:pPr>
             <w:r>
-              <w:lastRenderedPageBreak/>
               <w:t>1</w:t>
             </w:r>
           </w:p>
@@ -3576,11 +3802,7 @@
               <w:ind w:left="360"/>
             </w:pPr>
             <w:r>
-              <w:t xml:space="preserve">Allow users to search </w:t>
-            </w:r>
-            <w:r>
-              <w:lastRenderedPageBreak/>
-              <w:t>their workout history</w:t>
+              <w:t>Allow users to search their workout history</w:t>
             </w:r>
           </w:p>
         </w:tc>
@@ -3594,7 +3816,6 @@
               <w:ind w:left="360"/>
             </w:pPr>
             <w:r>
-              <w:lastRenderedPageBreak/>
               <w:t>46</w:t>
             </w:r>
           </w:p>
@@ -3741,6 +3962,87 @@
         </w:rPr>
         <w:t xml:space="preserve">prompts used during coding: </w:t>
       </w:r>
+    </w:p>
+    <w:p>
+      <w:pPr>
+        <w:numPr>
+          <w:ilvl w:val="1"/>
+          <w:numId w:val="9"/>
+        </w:numPr>
+        <w:rPr>
+          <w:caps/>
+        </w:rPr>
+      </w:pPr>
+      <w:r>
+        <w:rPr>
+          <w:caps/>
+        </w:rPr>
+        <w:t>GPT-5.6 LUNA: “</w:t>
+      </w:r>
+      <w:r>
+        <w:rPr>
+          <w:caps/>
+        </w:rPr>
+        <w:t xml:space="preserve">For (target customer) who (statement of need or opportunity), (your product name) is a (product category) which (key benefit, reason to </w:t>
+      </w:r>
+      <w:proofErr w:type="gramStart"/>
+      <w:r>
+        <w:rPr>
+          <w:caps/>
+        </w:rPr>
+        <w:t>buy)_</w:t>
+      </w:r>
+      <w:proofErr w:type="gramEnd"/>
+      <w:r>
+        <w:rPr>
+          <w:caps/>
+        </w:rPr>
+        <w:t>. Unlike (primary competitive alternative), our product </w:t>
+      </w:r>
+      <w:r>
+        <w:rPr>
+          <w:i/>
+          <w:iCs/>
+          <w:caps/>
+        </w:rPr>
+        <w:t>(statement of primary differentiation)</w:t>
+      </w:r>
+      <w:r>
+        <w:rPr>
+          <w:caps/>
+        </w:rPr>
+        <w:t>.</w:t>
+      </w:r>
+      <w:r>
+        <w:rPr>
+          <w:caps/>
+        </w:rPr>
+        <w:t xml:space="preserve"> with this template, </w:t>
+      </w:r>
+      <w:r>
+        <w:rPr>
+          <w:caps/>
+        </w:rPr>
+        <w:t>GIVE US Our vision statem</w:t>
+      </w:r>
+      <w:r>
+        <w:rPr>
+          <w:caps/>
+        </w:rPr>
+        <w:t>ENT”</w:t>
+      </w:r>
+    </w:p>
+    <w:p>
+      <w:pPr>
+        <w:numPr>
+          <w:ilvl w:val="1"/>
+          <w:numId w:val="9"/>
+        </w:numPr>
+        <w:rPr>
+          <w:caps/>
+          <w:u w:val="single"/>
+        </w:rPr>
+      </w:pPr>
     </w:p>
     <w:p/>
     <w:p/>
@@ -3756,7 +4058,7 @@
 </file>
 
 <file path=word/numbering.xml><?xml version="1.0" encoding="utf-8"?>
-<w:numbering xmlns:wpc="http://schemas.microsoft.com/office/word/2010/wordprocessingCanvas" xmlns:cx="http://schemas.microsoft.com/office/drawing/2014/chartex" xmlns:cx1="http://schemas.microsoft.com/office/drawing/2015/9/8/chartex" xmlns:cx2="http://schemas.microsoft.com/office/drawing/2015/10/21/chartex" xmlns:cx3="http://schemas.microsoft.com/office/drawing/2016/5/9/chartex" xmlns:cx4="http://schemas.microsoft.com/office/drawing/2016/5/10/chartex" xmlns:cx5="http://schemas.microsoft.com/office/drawing/2016/5/11/chartex" xmlns:cx6="http://schemas.microsoft.com/office/drawing/2016/5/12/chartex" xmlns:cx7="http://schemas.microsoft.com/office/drawing/2016/5/13/chartex" xmlns:cx8="http://schemas.microsoft.com/office/drawing/2016/5/14/chartex" xmlns:mc="http://schemas.openxmlformats.org/markup-compatibility/2006" xmlns:m="http://schemas.openxmlformats.org/officeDocument/2006/math" xmlns:aink="http://schemas.microsoft.com/office/drawing/2016/ink" xmlns:am3d="http://schemas.microsoft.com/office/drawing/2017/model3d" xmlns:oel="http://schemas.microsoft.com/office/2019/extlst" xmlns:r="http://schemas.openxmlformats.org/officeDocument/2006/relationships" xmlns:wp14="http://schemas.microsoft.com/office/word/2010/wordprocessingDrawing" xmlns:wp="http://schemas.openxmlformats.org/drawingml/2006/wordprocessingDrawing" xmlns:wpg="http://schemas.microsoft.com/office/word/2010/wordprocessingGroup" xmlns:wpi="http://schemas.microsoft.com/office/word/2010/wordprocessingInk" xmlns:wps="http://schemas.microsoft.com/office/word/2010/wordprocessingShape" xmlns:o="urn:schemas-microsoft-com:office:office" xmlns:v="urn:schemas-microsoft-com:vml" xmlns:w10="urn:schemas-microsoft-com:office:word" xmlns:w="http://schemas.openxmlformats.org/wordprocessingml/2006/main" xmlns:w14="http://schemas.microsoft.com/office/word/2010/wordml" xmlns:w15="http://schemas.microsoft.com/office/word/2012/wordml" xmlns:w16cex="http://schemas.microsoft.com/office/word/2018/wordml/cex" xmlns:w16cid="http://schemas.microsoft.com/office/word/2016/wordml/cid" xmlns:w16="http://schemas.microsoft.com/office/word/2018/wordml" xmlns:w16sdtdh="http://schemas.microsoft.com/office/word/2020/wordml/sdtdatahash" xmlns:w16sdtfl="http://schemas.microsoft.com/office/word/2024/wordml/sdtformatlock" xmlns:w16se="http://schemas.microsoft.com/office/word/2015/wordml/symex" xmlns:w16du="http://schemas.microsoft.com/office/word/2023/wordml/word16du" xmlns:wne="http://schemas.microsoft.com/office/word/2006/wordml" mc:Ignorable="w14 w15 w16se w16cid w16 w16cex w16sdtdh w16sdtfl w16du wp14">
+<w:numbering xmlns:wpc="http://schemas.microsoft.com/office/word/2010/wordprocessingCanvas" xmlns:cx="http://schemas.microsoft.com/office/drawing/2014/chartex" xmlns:cx1="http://schemas.microsoft.com/office/drawing/2015/9/8/chartex" xmlns:cx2="http://schemas.microsoft.com/office/drawing/2015/10/21/chartex" xmlns:cx3="http://schemas.microsoft.com/office/drawing/2016/5/9/chartex" xmlns:cx4="http://schemas.microsoft.com/office/drawing/2016/5/10/chartex" xmlns:cx5="http://schemas.microsoft.com/office/drawing/2016/5/11/chartex" xmlns:cx6="http://schemas.microsoft.com/office/drawing/2016/5/12/chartex" xmlns:cx7="http://schemas.microsoft.com/office/drawing/2016/5/13/chartex" xmlns:cx8="http://schemas.microsoft.com/office/drawing/2016/5/14/chartex" xmlns:mc="http://schemas.openxmlformats.org/markup-compatibility/2006" xmlns:aink="http://schemas.microsoft.com/office/drawing/2016/ink" xmlns:am3d="http://schemas.microsoft.com/office/drawing/2017/model3d" xmlns:o="urn:schemas-microsoft-com:office:office" xmlns:oel="http://schemas.microsoft.com/office/2019/extlst" xmlns:r="http://schemas.openxmlformats.org/officeDocument/2006/relationships" xmlns:m="http://schemas.openxmlformats.org/officeDocument/2006/math" xmlns:v="urn:schemas-microsoft-com:vml" xmlns:wp14="http://schemas.microsoft.com/office/word/2010/wordprocessingDrawing" xmlns:wp="http://schemas.openxmlformats.org/drawingml/2006/wordprocessingDrawing" xmlns:w10="urn:schemas-microsoft-com:office:word" xmlns:w="http://schemas.openxmlformats.org/wordprocessingml/2006/main" xmlns:w14="http://schemas.microsoft.com/office/word/2010/wordml" xmlns:w15="http://schemas.microsoft.com/office/word/2012/wordml" xmlns:w16cex="http://schemas.microsoft.com/office/word/2018/wordml/cex" xmlns:w16cid="http://schemas.microsoft.com/office/word/2016/wordml/cid" xmlns:w16="http://schemas.microsoft.com/office/word/2018/wordml" xmlns:w16du="http://schemas.microsoft.com/office/word/2023/wordml/word16du" xmlns:w16sdtdh="http://schemas.microsoft.com/office/word/2020/wordml/sdtdatahash" xmlns:w16sdtfl="http://schemas.microsoft.com/office/word/2024/wordml/sdtformatlock" xmlns:w16se="http://schemas.microsoft.com/office/word/2015/wordml/symex" xmlns:wpg="http://schemas.microsoft.com/office/word/2010/wordprocessingGroup" xmlns:wpi="http://schemas.microsoft.com/office/word/2010/wordprocessingInk" xmlns:wne="http://schemas.microsoft.com/office/word/2006/wordml" xmlns:wps="http://schemas.microsoft.com/office/word/2010/wordprocessingShape" mc:Ignorable="w14 w15 w16se w16cid w16 w16cex w16sdtdh w16sdtfl w16du wp14">
   <w:abstractNum w:abstractNumId="0" w15:restartNumberingAfterBreak="0">
     <w:nsid w:val="00B25EE8"/>
     <w:multiLevelType w:val="hybridMultilevel"/>
@@ -5190,7 +5492,7 @@
         <w:sz w:val="20"/>
       </w:rPr>
     </w:lvl>
-    <w:lvl w:ilvl="1" w:tentative="1">
+    <w:lvl w:ilvl="1">
       <w:start w:val="1"/>
       <w:numFmt w:val="bullet"/>
       <w:lvlText w:val="o"/>
@@ -5339,7 +5641,7 @@
         <w:sz w:val="20"/>
       </w:rPr>
     </w:lvl>
-    <w:lvl w:ilvl="1" w:tentative="1">
+    <w:lvl w:ilvl="1">
       <w:start w:val="1"/>
       <w:numFmt w:val="bullet"/>
       <w:lvlText w:val="o"/>
@@ -5913,7 +6215,7 @@
         <w:sz w:val="20"/>
       </w:rPr>
     </w:lvl>
-    <w:lvl w:ilvl="2" w:tentative="1">
+    <w:lvl w:ilvl="2">
       <w:start w:val="1"/>
       <w:numFmt w:val="decimal"/>
       <w:lvlText w:val="%3."/>
@@ -6478,7 +6780,7 @@
 </file>
 
 <file path=word/styles.xml><?xml version="1.0" encoding="utf-8"?>
-<w:styles xmlns:mc="http://schemas.openxmlformats.org/markup-compatibility/2006" xmlns:r="http://schemas.openxmlformats.org/officeDocument/2006/relationships" xmlns:w="http://schemas.openxmlformats.org/wordprocessingml/2006/main" xmlns:w14="http://schemas.microsoft.com/office/word/2010/wordml" xmlns:w15="http://schemas.microsoft.com/office/word/2012/wordml" xmlns:w16cex="http://schemas.microsoft.com/office/word/2018/wordml/cex" xmlns:w16cid="http://schemas.microsoft.com/office/word/2016/wordml/cid" xmlns:w16="http://schemas.microsoft.com/office/word/2018/wordml" xmlns:w16sdtdh="http://schemas.microsoft.com/office/word/2020/wordml/sdtdatahash" xmlns:w16sdtfl="http://schemas.microsoft.com/office/word/2024/wordml/sdtformatlock" xmlns:w16se="http://schemas.microsoft.com/office/word/2015/wordml/symex" xmlns:w16du="http://schemas.microsoft.com/office/word/2023/wordml/word16du" mc:Ignorable="w14 w15 w16se w16cid w16 w16cex w16sdtdh w16sdtfl w16du">
+<w:styles xmlns:mc="http://schemas.openxmlformats.org/markup-compatibility/2006" xmlns:r="http://schemas.openxmlformats.org/officeDocument/2006/relationships" xmlns:w="http://schemas.openxmlformats.org/wordprocessingml/2006/main" xmlns:w14="http://schemas.microsoft.com/office/word/2010/wordml" xmlns:w15="http://schemas.microsoft.com/office/word/2012/wordml" xmlns:w16cex="http://schemas.microsoft.com/office/word/2018/wordml/cex" xmlns:w16cid="http://schemas.microsoft.com/office/word/2016/wordml/cid" xmlns:w16="http://schemas.microsoft.com/office/word/2018/wordml" xmlns:w16du="http://schemas.microsoft.com/office/word/2023/wordml/word16du" xmlns:w16sdtdh="http://schemas.microsoft.com/office/word/2020/wordml/sdtdatahash" xmlns:w16sdtfl="http://schemas.microsoft.com/office/word/2024/wordml/sdtformatlock" xmlns:w16se="http://schemas.microsoft.com/office/word/2015/wordml/symex" mc:Ignorable="w14 w15 w16se w16cid w16 w16cex w16sdtdh w16sdtfl w16du">
   <w:docDefaults>
     <w:rPrDefault>
       <w:rPr>
@@ -6983,7 +7285,6 @@
   <w:style w:type="character" w:default="1" w:styleId="DefaultParagraphFont">
     <w:name w:val="Default Paragraph Font"/>
     <w:uiPriority w:val="1"/>
-    <w:semiHidden/>
     <w:unhideWhenUsed/>
   </w:style>
   <w:style w:type="table" w:default="1" w:styleId="TableNormal">
@@ -7494,12 +7795,28 @@
 </file>
 
 <file path=customXml/item1.xml><?xml version="1.0" encoding="utf-8"?>
-<?mso-contentType ?>
-<FormTemplates xmlns="http://schemas.microsoft.com/sharepoint/v3/contenttype/forms">
-  <Display>DocumentLibraryForm</Display>
-  <Edit>DocumentLibraryForm</Edit>
-  <New>DocumentLibraryForm</New>
-</FormTemplates>
+<p:properties xmlns:p="http://schemas.microsoft.com/office/2006/metadata/properties" xmlns:xsi="http://www.w3.org/2001/XMLSchema-instance" xmlns:pc="http://schemas.microsoft.com/office/infopath/2007/PartnerControls">
+  <documentManagement>
+    <Development_x0020_Phase xmlns="465633ec-d69e-42ae-b4b0-0dce57937a5a">Sustaining</Development_x0020_Phase>
+    <Document_x0020_Type xmlns="465633ec-d69e-42ae-b4b0-0dce57937a5a">Template</Document_x0020_Type>
+    <Document_x0020_Author xmlns="465633ec-d69e-42ae-b4b0-0dce57937a5a">
+      <UserInfo>
+        <DisplayName>Flottorp, Cheryl (JSC-SA)[WYLE LABORATORIES, INC.]</DisplayName>
+        <AccountId>76</AccountId>
+        <AccountType/>
+      </UserInfo>
+    </Document_x0020_Author>
+    <Increment xmlns="27242fef-9cfa-4fe3-8653-3bd28d129dca"/>
+    <Sensitivity xmlns="27242fef-9cfa-4fe3-8653-3bd28d129dca">Unrestricted</Sensitivity>
+    <Experiment xmlns="27242fef-9cfa-4fe3-8653-3bd28d129dca"/>
+    <Flight xmlns="27242fef-9cfa-4fe3-8653-3bd28d129dca">
+      <Value>None</Value>
+    </Flight>
+    <Hardware xmlns="27242fef-9cfa-4fe3-8653-3bd28d129dca">
+      <Value>None</Value>
+    </Hardware>
+  </documentManagement>
+</p:properties>
 </file>
 
 <file path=customXml/item2.xml><?xml version="1.0" encoding="utf-8"?>
@@ -8178,34 +8495,21 @@
 </file>
 
 <file path=customXml/item3.xml><?xml version="1.0" encoding="utf-8"?>
-<p:properties xmlns:p="http://schemas.microsoft.com/office/2006/metadata/properties" xmlns:xsi="http://www.w3.org/2001/XMLSchema-instance" xmlns:pc="http://schemas.microsoft.com/office/infopath/2007/PartnerControls">
-  <documentManagement>
-    <Development_x0020_Phase xmlns="465633ec-d69e-42ae-b4b0-0dce57937a5a">Sustaining</Development_x0020_Phase>
-    <Document_x0020_Type xmlns="465633ec-d69e-42ae-b4b0-0dce57937a5a">Template</Document_x0020_Type>
-    <Document_x0020_Author xmlns="465633ec-d69e-42ae-b4b0-0dce57937a5a">
-      <UserInfo>
-        <DisplayName>Flottorp, Cheryl (JSC-SA)[WYLE LABORATORIES, INC.]</DisplayName>
-        <AccountId>76</AccountId>
-        <AccountType/>
-      </UserInfo>
-    </Document_x0020_Author>
-    <Increment xmlns="27242fef-9cfa-4fe3-8653-3bd28d129dca"/>
-    <Sensitivity xmlns="27242fef-9cfa-4fe3-8653-3bd28d129dca">Unrestricted</Sensitivity>
-    <Experiment xmlns="27242fef-9cfa-4fe3-8653-3bd28d129dca"/>
-    <Flight xmlns="27242fef-9cfa-4fe3-8653-3bd28d129dca">
-      <Value>None</Value>
-    </Flight>
-    <Hardware xmlns="27242fef-9cfa-4fe3-8653-3bd28d129dca">
-      <Value>None</Value>
-    </Hardware>
-  </documentManagement>
-</p:properties>
+<?mso-contentType ?>
+<FormTemplates xmlns="http://schemas.microsoft.com/sharepoint/v3/contenttype/forms">
+  <Display>DocumentLibraryForm</Display>
+  <Edit>DocumentLibraryForm</Edit>
+  <New>DocumentLibraryForm</New>
+</FormTemplates>
 </file>
 
 <file path=customXml/itemProps1.xml><?xml version="1.0" encoding="utf-8"?>
-<ds:datastoreItem xmlns:ds="http://schemas.openxmlformats.org/officeDocument/2006/customXml" ds:itemID="{030D5295-6A79-42C5-A0B7-1016DED61AA1}">
+<ds:datastoreItem xmlns:ds="http://schemas.openxmlformats.org/officeDocument/2006/customXml" ds:itemID="{BBE85EB1-7069-4C57-AAD6-F91878A3B1CC}">
   <ds:schemaRefs>
-    <ds:schemaRef ds:uri="http://schemas.microsoft.com/sharepoint/v3/contenttype/forms"/>
+    <ds:schemaRef ds:uri="http://schemas.microsoft.com/office/2006/metadata/properties"/>
+    <ds:schemaRef ds:uri="http://schemas.microsoft.com/office/infopath/2007/PartnerControls"/>
+    <ds:schemaRef ds:uri="465633ec-d69e-42ae-b4b0-0dce57937a5a"/>
+    <ds:schemaRef ds:uri="27242fef-9cfa-4fe3-8653-3bd28d129dca"/>
   </ds:schemaRefs>
 </ds:datastoreItem>
 </file>
@@ -8230,12 +8534,9 @@
 </file>
 
 <file path=customXml/itemProps3.xml><?xml version="1.0" encoding="utf-8"?>
-<ds:datastoreItem xmlns:ds="http://schemas.openxmlformats.org/officeDocument/2006/customXml" ds:itemID="{BBE85EB1-7069-4C57-AAD6-F91878A3B1CC}">
+<ds:datastoreItem xmlns:ds="http://schemas.openxmlformats.org/officeDocument/2006/customXml" ds:itemID="{030D5295-6A79-42C5-A0B7-1016DED61AA1}">
   <ds:schemaRefs>
-    <ds:schemaRef ds:uri="http://schemas.microsoft.com/office/2006/metadata/properties"/>
-    <ds:schemaRef ds:uri="http://schemas.microsoft.com/office/infopath/2007/PartnerControls"/>
-    <ds:schemaRef ds:uri="465633ec-d69e-42ae-b4b0-0dce57937a5a"/>
-    <ds:schemaRef ds:uri="27242fef-9cfa-4fe3-8653-3bd28d129dca"/>
+    <ds:schemaRef ds:uri="http://schemas.microsoft.com/sharepoint/v3/contenttype/forms"/>
   </ds:schemaRefs>
 </ds:datastoreItem>
 </file>